--- a/example_articles/occupations/Other/5.occupations_Other_Other_publisher.docx
+++ b/example_articles/occupations/Other/5.occupations_Other_Other_publisher.docx
@@ -27,17 +27,17 @@
     </w:p>
     <w:p>
       <w:r>
-        <w:t>Source File: Other publishers/Files (500) (25).DOCX</w:t>
+        <w:t>Source file: Other publishers/Files (500) (25).DOCX</w:t>
       </w:r>
     </w:p>
     <w:p>
       <w:r>
-        <w:t>Raw locations result: ['England']</w:t>
+        <w:t>Raw occupations result, 'occupations': ['Other']</w:t>
       </w:r>
     </w:p>
     <w:p>
       <w:r>
-        <w:t>occupations_stand_flat (Standardized): Other</w:t>
+        <w:t>Standardized occupations result, 'occupations_stand_flat': Other</w:t>
       </w:r>
     </w:p>
     <w:p>

--- a/example_articles/occupations/Other/5.occupations_Other_Other_publisher.docx
+++ b/example_articles/occupations/Other/5.occupations_Other_Other_publisher.docx
@@ -7,7 +7,7 @@
         <w:pStyle w:val="Heading1"/>
       </w:pPr>
       <w:r>
-        <w:t>Couple's life was a mirage</w:t>
+        <w:t>Campuses catch spirit of activism</w:t>
       </w:r>
     </w:p>
     <w:p>
@@ -17,22 +17,22 @@
     </w:p>
     <w:p>
       <w:r>
-        <w:t>Date: 1990-01-10</w:t>
+        <w:t>Date: 1990-05-10</w:t>
       </w:r>
     </w:p>
     <w:p>
       <w:r>
-        <w:t>Section: NEWS; Pg. 3A</w:t>
+        <w:t>Section: LIFE; Pg. 1D; Cover Story</w:t>
       </w:r>
     </w:p>
     <w:p>
       <w:r>
-        <w:t>Source file: Other publishers/Files (500) (25).DOCX</w:t>
+        <w:t>Source file: Other publishers/Files (500) (28).DOCX</w:t>
       </w:r>
     </w:p>
     <w:p>
       <w:r>
-        <w:t>Raw occupations result, 'occupations': ['Other']</w:t>
+        <w:t>Raw occupations result, 'occupations': ['Other: students (working-class minorities)']</w:t>
       </w:r>
     </w:p>
     <w:p>
@@ -49,69 +49,71 @@
     </w:p>
     <w:p>
       <w:r>
-        <w:t>Charles Stuart lies cold and quiet in Woodlawn Cemetery's Plot 1445, but almost no one is willing to let him or the murder of his pregnant wife Carol lie in peace.</w:t>
+        <w:t>For Dan Kiss, college means more than sparring with professors.</w:t>
         <w:br/>
-        <w:t>The shooting of Stuart's wife, his earlier tale that a black assailant was to blame, then his leap last Thursday off the Tobin Bridge after his brother made him the top suspect in his wife's murder has captivated a nation hungry for missing pieces of the sordid puzzle.</w:t>
+        <w:t>At a recent rally denouncing tuition hikes, the Oberlin (Ohio) College junior jumped on a cop he says had a chokehold on his friend. Now, in addition to final exams, the 21-year-old is facing a court date.</w:t>
         <w:br/>
-        <w:t>''I think all the answers went down in the Mystic River'' where Charles Stuart died, said Kathy King, a neighbor.</w:t>
+        <w:t>Across the nation, students like Kiss are turning words into actions - sit- ins at Temple University, street blockades at Hunter College and arrests at the University of Wisconsin-Madison - that recall the tumult of the '60s.</w:t>
         <w:br/>
-        <w:t>What is it about the case that ''tugged at every emotion,'' as Joyce Brothers puts it?</w:t>
+        <w:t>''For me, (activism) is about being taken seriously when you say, 'Stick up for what's right,' '' says Kiss. ''It's when you carry through that people get uncomfortable.''</w:t>
         <w:br/>
-        <w:t>''It has all the elements,'' Brothers said, ''murder, romantic entanglements, money, mystery.'' And anger.</w:t>
+        <w:t>Beyond making speeches, they're changing policies.</w:t>
         <w:br/>
-        <w:t>''People are very angry that their emotions were manipulated. People very much resent being made a fool of and many people were very upset by this.''</w:t>
+        <w:t>This week, the students of tiny Mills College in Oakland, Calif., shut down the 700-student women's college. When the board of trustees voted last week to bow to financial concerns and admit men, activists jammed the school's phone lines and blockaded administration buildings. Support, largely from other college student groups, poured in through the campus newspaper's fax machine.</w:t>
         <w:br/>
-        <w:t>After Charles used his car phone to beg for help during the shooting, the story seemed a tragic end for what the media dubbed the ''Camelot couple.''</w:t>
+        <w:t>More importantly, on Wednesday, after alumnae and faculty sided with students, board president F. Warren Hellman agreed to reconsider his support of the proposal.</w:t>
         <w:br/>
-        <w:t>''Theoretically,'' said Brothers, ''they were very much in love … coming back from a natural childbirth class - from what was supposed to have been the happiest moment in their lives.''</w:t>
+        <w:t>''The faculty has made things easier by being on our side'' and postponing many classes, says Mary Lane, 19, a Mills sophomore. ''But if they weren't, the kids would just take their books to the blockades.</w:t>
         <w:br/>
-        <w:t>Now, Carol Stuart's family talks about the mirage of her ''totally happy life.''</w:t>
+        <w:t>We'd still be activists.''</w:t>
         <w:br/>
-        <w:t>''It's unbelievable, we never would have guessed it in a million years,'' said her brother, Carl DiMaiti.</w:t>
+        <w:t>The rallying cry of the '60s was the Vietnam War. While ensuing decades saw pockets of protests against U.S. policy in Central America and corporate divestment from South Africa, students by and large were caught up in the '80s quest for high-dollar careers.</w:t>
         <w:br/>
-        <w:t>''She was a little Cinderella,'' said Carol Dunn, who worked with Carol Stuart at Suffolk University Law School in Boston in 1983. ''She was a shining light. She was so bubbly. I never saw her in a bad mood.''</w:t>
+        <w:t>Today's students haven't lost sight of key foreign issues. But today's protests clearly hit closer to campus.</w:t>
         <w:br/>
-        <w:t>Dark-haired and petite, Carol Stuart, 30, worried about her weight and always ate salads. Mostly, Dunn said, ''she worried about other people and took care of them.''</w:t>
+        <w:t>Top of the list: diversity. Students are passionate about the need for greater minority representation, not only on campus, but also among tenured faculty. Other sore spots are racism and escalating college costs.</w:t>
         <w:br/>
-        <w:t>Dunn was especially impressed with Carol Stuart's close relationship with her family and then-boyfriend. Charles Stuart, a former altar boy, was as quiet as she was outgoing, says Dunn.</w:t>
+        <w:t>''What makes this activism different is that it's not just 'radicals,' but everyday students who are reacting to things that affect their lives, like the prospect of being in debt for years to come,'' says Julianne Marley, U.S. Student Association, Washington, D.C. ''I think campuses have just begun to see the spark. There's going to be fire.'' Feeling the heat:</w:t>
         <w:br/>
-        <w:t>Remy Sharrillo, 69, of Medford, who knew Carol since she was 15, said her parents never wanted her to marry Charles.</w:t>
+        <w:t>- -</w:t>
         <w:br/>
-        <w:t>''He was a dishwasher,'' said Sharrillo. ''The father didn't like him at all and the wife wasn't that crazy about him either. They finally gave in. … She idolized the guy. She was nuts about him.''</w:t>
+        <w:t>- Temple University (Philadelphia). -An altercation on April 26 between black students and white fraternity members left a black female student with a broken ankle and bruised ribs at the hands of a white campus police officer. Last week, black students blocked off five campus entrances until the president agreed to a meeting about disciplining the officer.</w:t>
         <w:br/>
-        <w:t>At the couple's slate-blue split-level on Reading's Harvest Street, a wreath with little blue teddy bears still hangs on the door. The light above the front door is on.</w:t>
+        <w:t>- University of Wisconsin-Madison. -Over the past few weeks, students - incensed by ROTC's anti-homosexual policy - staged a five-day sleep-in. Police hauled 40 students from the offices of the university system president.</w:t>
         <w:br/>
-        <w:t>The Revere neighborhood where Charles Stuart grew up is a tight-knit enclave of mostly working-class Irish families. Most have lived there for generations; many are related. Children play in the street while their parents socialize.</w:t>
+        <w:t>- Wesleyan University (Middletown, Conn.). -Students pushed administrators to call off classes Tuesday so they could stage a rally protesting violent incidents in the past month, including vandalism at the school's Afro-American center.</w:t>
         <w:br/>
-        <w:t>''I feel bad for the family, because Charlie (Sr.) and Dot are nice people,'' says King, who lives behind the Stuarts. ''They're honest people. They didn't do anything wrong and they can't even walk out the door.''</w:t>
+        <w:t>- Hunter College (New York). -Last week, students blocked off Lexington Avenue and occupied administration buildings to protest proposed tuition hikes and financial aid cutbacks.</w:t>
         <w:br/>
-        <w:t>Neighbor Joanne Bogus, who has lived two houses down from the Stuarts for 14 years, said the Stuart boys were always together and that neighborhood children ''looked up to Chuckie (Charles Jr.).''</w:t>
+        <w:t>''If we don't win, most of us will have to drop out of school. The fight is not over,'' says Hunter sophomore Yor-El Francis, 19, one of many working- class minorities enrolled at the school. ''We'll see if we can rent buses and go to Albany to see our legislators.''</w:t>
         <w:br/>
-        <w:t>King described Charles as the kind of boy who would shovel the snow off an elderly neighbor's steps in the winter. That he could have grown up to be a cold, calculated killer is hard to believe, she said.</w:t>
+        <w:t>Students gunning for concrete concessions know that brains can be more effective than brawn. Within hours of Mills' decision to resist the tide of change, students had set up a press office. Equally focused, Hunter students decided against challenging Mayor David Dinkins' promise to arrest those blocking the street in front of the school.</w:t>
         <w:br/>
-        <w:t>''It's really bizarre. This is definitely going to be a movie someday - it's better than the soap operas.''</w:t>
+        <w:t>''We're talking about tuition. This is not about fighting the police,'' says Francis.</w:t>
         <w:br/>
-        <w:t>''Not once did Chuck Stuart give us any reason to believe he was anything but honest,'' said Jay Kakas, the owner at the fur store where Stuart worked. ''If he had, he would have been out of here long ago. Like everyone else, we were duped.''</w:t>
+        <w:t>Oberlin's Kiss didn't set out to challenge police; he says today's methods are more sophisticated.</w:t>
         <w:br/>
-        <w:t>Contributing: Steve Marshall, John Larrabee.</w:t>
+        <w:t>''The conservative '80s were rough on progressive people,'' he says. ''Anyone at it now has learned to refine their tactics.''</w:t>
         <w:br/>
+        <w:t>Where did this movement come from?</w:t>
         <w:br/>
-        <w:t>Notes</w:t>
+        <w:t>Besides being propelled by dollars-and-cents issues, many point a finger at the conservative lull of the past decade.</w:t>
         <w:br/>
+        <w:t>''There's a marked interest in activism here,'' says Charles Moody, vice provost for minority affairs at the University of Michigan, which has experienced racial tension over the years. ''People talk about the selfishness of the '80s, and I think students want to show this is a different decade, a new generation who will get involved and try to change things.''</w:t>
         <w:br/>
-        <w:t>Accompanies; Mayor; Boston's 'moving on'</w:t>
+        <w:t>How far will it go?</w:t>
         <w:br/>
+        <w:t>Students interviewed say they remain undeterred by shows of police force. Many say riot gear and dogs often greet their rallies. One says that a SWAT team was on call. A few, like Kiss, say that ''a couple of false moves'' would have turned their gathering into another Kent State, where four students died when the National Guard opened fire.</w:t>
         <w:br/>
-        <w:t>Graphic</w:t>
+        <w:t>But administrators say they remember May 4, 1970.</w:t>
         <w:br/>
+        <w:t>''Any threat of violence is the line beyond which both administrators and protesters can't cross,'' says Peter Liacouras, president of Temple University, which called in Philadelphia police to monitor a recent demonstration. ''But you also need to provide a forum for people to air their debates.''</w:t>
         <w:br/>
-        <w:t xml:space="preserve"> </w:t>
+        <w:t>Patrick Penn, Oberlin's dean of students, takes a similar administrative stand on campus activism. He says it's a double-edged sword that needs to be tempered with open dialogue.</w:t>
         <w:br/>
-        <w:t>PHOTO; b/w, Mark Garfinkel, AP (Murder Cases, boat and divers); PHOTO; b/w, AP (Murder Cases, Carol Stuart)</w:t>
+        <w:t>''I'm concerned when they go beyond the parameters of the law,'' he says. ''But I'm also pleased to have critically thinking students who are willing to stand up for what they hold dear. It's part of the American tradition.''</w:t>
         <w:br/>
-        <w:t xml:space="preserve"> </w:t>
-        <w:br/>
-        <w:t>CUTLINE: SEEKING EVIDENCE: A diver hands a container to officials aboard a Boston police boat in the Pines River Tuesday. Police announced they may have found the weapon used in the Stuart case. CUTLINE: CAROL Stuart: Family described her as a woman with a totally happy life.'</w:t>
+        <w:t>But for many students today, the past is best left to the history books. Mention that '60s-forged tradition to Kiss, and the retort is quick and piercing: ''I'm not doing this for nostalgia.''</w:t>
       </w:r>
     </w:p>
     <w:sectPr>

--- a/example_articles/occupations/Other/5.occupations_Other_Other_publisher.docx
+++ b/example_articles/occupations/Other/5.occupations_Other_Other_publisher.docx
@@ -7,7 +7,7 @@
         <w:pStyle w:val="Heading1"/>
       </w:pPr>
       <w:r>
-        <w:t>Campuses catch spirit of activism</w:t>
+        <w:t>Minnesota's GOP senators propose $900M in tax cuts</w:t>
       </w:r>
     </w:p>
     <w:p>
@@ -17,22 +17,22 @@
     </w:p>
     <w:p>
       <w:r>
-        <w:t>Date: 1990-05-10</w:t>
+        <w:t>Date: 2017-03-17</w:t>
       </w:r>
     </w:p>
     <w:p>
       <w:r>
-        <w:t>Section: LIFE; Pg. 1D; Cover Story</w:t>
+        <w:t>Section: NEWS; Pg. 1B</w:t>
       </w:r>
     </w:p>
     <w:p>
       <w:r>
-        <w:t>Source file: Other publishers/Files (500) (28).DOCX</w:t>
+        <w:t>Source file: Other publishers/Files (500) (9).DOCX</w:t>
       </w:r>
     </w:p>
     <w:p>
       <w:r>
-        <w:t>Raw occupations result, 'occupations': ['Other: students (working-class minorities)']</w:t>
+        <w:t>Raw occupations result, 'occupations': ['Other: Farming', 'Other: Business owner', 'Other: Senior citizen (retired)']</w:t>
       </w:r>
     </w:p>
     <w:p>
@@ -49,71 +49,49 @@
     </w:p>
     <w:p>
       <w:r>
-        <w:t>For Dan Kiss, college means more than sparring with professors.</w:t>
+        <w:t>Senate Republicans, newly ensconced in the majority after a November election victory, proposed $900 million in tax cuts Thursday, the bulk of it a cut to the lowest income-tax rate.</w:t>
         <w:br/>
-        <w:t>At a recent rally denouncing tuition hikes, the Oberlin (Ohio) College junior jumped on a cop he says had a chokehold on his friend. Now, in addition to final exams, the 21-year-old is facing a court date.</w:t>
+        <w:t>Joined by a farmer, business owner and senior citizen at a news conference, the GOP senators offered no details about the size of the various components of the tax cut measure, but they said a reduction of the lowest income tax rate - currently 5.35 percent - would be the largest piece of the $900 million total.</w:t>
         <w:br/>
-        <w:t>Across the nation, students like Kiss are turning words into actions - sit- ins at Temple University, street blockades at Hunter College and arrests at the University of Wisconsin-Madison - that recall the tumult of the '60s.</w:t>
+        <w:t>"We spent years building stadiums and giving handouts to a lot of people," said Sen. Roger Chamberlain, R-Lino Lakes. "It's time we paid attention to middle-class Minnesotans and paid them some respect," he said.</w:t>
         <w:br/>
-        <w:t>''For me, (activism) is about being taken seriously when you say, 'Stick up for what's right,' '' says Kiss. ''It's when you carry through that people get uncomfortable.''</w:t>
+        <w:t>The Republican tax cut proposal, which will soon be followed by a plan from House Republicans, sets up a high-stakes budget battle with Gov. Mark Dayton, as GOP lawmakers and the second-term DFL governor try to agree on a two-year budget that will top $40 billion.</w:t>
         <w:br/>
-        <w:t>Beyond making speeches, they're changing policies.</w:t>
+        <w:t>The projected budget surplus is currently $1.65 billion, having grown $250 million since late last year because of increased tax collections.</w:t>
         <w:br/>
-        <w:t>This week, the students of tiny Mills College in Oakland, Calif., shut down the 700-student women's college. When the board of trustees voted last week to bow to financial concerns and admit men, activists jammed the school's phone lines and blockaded administration buildings. Support, largely from other college student groups, poured in through the campus newspaper's fax machine.</w:t>
+        <w:t>Senate Republicans said they will announce spending plans at a Friday news conference and a proposal for roads and bridges Monday. The Senate passed a measure Wednesday that would provide $600 million to prop up the state's beleaguered individual health insurance market.</w:t>
         <w:br/>
-        <w:t>More importantly, on Wednesday, after alumnae and faculty sided with students, board president F. Warren Hellman agreed to reconsider his support of the proposal.</w:t>
+        <w:t>Competing visions</w:t>
         <w:br/>
-        <w:t>''The faculty has made things easier by being on our side'' and postponing many classes, says Mary Lane, 19, a Mills sophomore. ''But if they weren't, the kids would just take their books to the blockades.</w:t>
+        <w:t>Dayton, who will discuss his updated budget proposal at a Friday news conference, has already called for targeted tax cuts, as well as using a portion of surplus dollars to expand prekindergarten programs at public schools, increase funding for public universities and raise enrollment in the state's MinnesotaCare public health program.</w:t>
         <w:br/>
-        <w:t>We'd still be activists.''</w:t>
+        <w:t>Senate Republicans are sketching out a different vision for Minnesota government by proposing a tax cut that would be the first permanent reduction in Minnesota income taxes since 1999.</w:t>
         <w:br/>
-        <w:t>The rallying cry of the '60s was the Vietnam War. While ensuing decades saw pockets of protests against U.S. policy in Central America and corporate divestment from South Africa, students by and large were caught up in the '80s quest for high-dollar careers.</w:t>
+        <w:t>By cutting the rate of the lowest tax bracket, Senate Republicans would direct the savings at working-class and middle-class Minnesotans, reflecting their fragile political reality - the GOP has a one-vote Senate majority.</w:t>
         <w:br/>
-        <w:t>Today's students haven't lost sight of key foreign issues. But today's protests clearly hit closer to campus.</w:t>
+        <w:t>Sen. Ann Rest, DFL-New Hope, said the plan is not properly targeted at the middle class and would allow wealthy taxpayers to enjoy the tax cut benefit as well.</w:t>
         <w:br/>
-        <w:t>Top of the list: diversity. Students are passionate about the need for greater minority representation, not only on campus, but also among tenured faculty. Other sore spots are racism and escalating college costs.</w:t>
+        <w:t>In 2016, the Legislature passed with large bipartisan majorities a tax-cut bill directed at a variety of interest groups, but Dayton vetoed it because, he said, it contained a drafting error that would have cost the state millions.</w:t>
         <w:br/>
-        <w:t>''What makes this activism different is that it's not just 'radicals,' but everyday students who are reacting to things that affect their lives, like the prospect of being in debt for years to come,'' says Julianne Marley, U.S. Student Association, Washington, D.C. ''I think campuses have just begun to see the spark. There's going to be fire.'' Feeling the heat:</w:t>
+        <w:t>Businesses, farms benefit</w:t>
         <w:br/>
-        <w:t>- -</w:t>
+        <w:t>Other features of the Senate GOP plan include a cut in taxes on Social Security benefits; a tax credit for college graduates paying off student loans; a cut in the statewide business and industrial property tax; a tax credit for farmers on school bond taxes, and an estate tax cut.</w:t>
         <w:br/>
-        <w:t>- Temple University (Philadelphia). -An altercation on April 26 between black students and white fraternity members left a black female student with a broken ankle and bruised ribs at the hands of a white campus police officer. Last week, black students blocked off five campus entrances until the president agreed to a meeting about disciplining the officer.</w:t>
+        <w:t>Chamberlain acknowledged that the price tag would grow in future years.</w:t>
         <w:br/>
-        <w:t>- University of Wisconsin-Madison. -Over the past few weeks, students - incensed by ROTC's anti-homosexual policy - staged a five-day sleep-in. Police hauled 40 students from the offices of the university system president.</w:t>
+        <w:t>Dayton has previously said he would consider tax cuts directed at the middle class.</w:t>
         <w:br/>
-        <w:t>- Wesleyan University (Middletown, Conn.). -Students pushed administrators to call off classes Tuesday so they could stage a rally protesting violent incidents in the past month, including vandalism at the school's Afro-American center.</w:t>
+        <w:t>But he also said at a Thursday news conference that he will not surrender the state's fiscal health to a tax-cutting binge.</w:t>
         <w:br/>
-        <w:t>- Hunter College (New York). -Last week, students blocked off Lexington Avenue and occupied administration buildings to protest proposed tuition hikes and financial aid cutbacks.</w:t>
+        <w:t>"I want to see how their numbers work in the next biennium and then the biennium following," he said.</w:t>
         <w:br/>
-        <w:t>''If we don't win, most of us will have to drop out of school. The fight is not over,'' says Hunter sophomore Yor-El Francis, 19, one of many working- class minorities enrolled at the school. ''We'll see if we can rent buses and go to Albany to see our legislators.''</w:t>
+        <w:t>Dayton said he remains concerned about how policies out of Washington - especially health care - could affect Minnesota's budget outlook.</w:t>
         <w:br/>
-        <w:t>Students gunning for concrete concessions know that brains can be more effective than brawn. Within hours of Mills' decision to resist the tide of change, students had set up a press office. Equally focused, Hunter students decided against challenging Mayor David Dinkins' promise to arrest those blocking the street in front of the school.</w:t>
+        <w:t>"We have worked so hard in the past six years to re-establish fiscal integrity and stability of Minnesota government," Dayton said.</w:t>
         <w:br/>
-        <w:t>''We're talking about tuition. This is not about fighting the police,'' says Francis.</w:t>
+        <w:t>"I'm not going to walk out the door in January 2019 leaving my successor the kind of deficit situation I encountered."</w:t>
         <w:br/>
-        <w:t>Oberlin's Kiss didn't set out to challenge police; he says today's methods are more sophisticated.</w:t>
-        <w:br/>
-        <w:t>''The conservative '80s were rough on progressive people,'' he says. ''Anyone at it now has learned to refine their tactics.''</w:t>
-        <w:br/>
-        <w:t>Where did this movement come from?</w:t>
-        <w:br/>
-        <w:t>Besides being propelled by dollars-and-cents issues, many point a finger at the conservative lull of the past decade.</w:t>
-        <w:br/>
-        <w:t>''There's a marked interest in activism here,'' says Charles Moody, vice provost for minority affairs at the University of Michigan, which has experienced racial tension over the years. ''People talk about the selfishness of the '80s, and I think students want to show this is a different decade, a new generation who will get involved and try to change things.''</w:t>
-        <w:br/>
-        <w:t>How far will it go?</w:t>
-        <w:br/>
-        <w:t>Students interviewed say they remain undeterred by shows of police force. Many say riot gear and dogs often greet their rallies. One says that a SWAT team was on call. A few, like Kiss, say that ''a couple of false moves'' would have turned their gathering into another Kent State, where four students died when the National Guard opened fire.</w:t>
-        <w:br/>
-        <w:t>But administrators say they remember May 4, 1970.</w:t>
-        <w:br/>
-        <w:t>''Any threat of violence is the line beyond which both administrators and protesters can't cross,'' says Peter Liacouras, president of Temple University, which called in Philadelphia police to monitor a recent demonstration. ''But you also need to provide a forum for people to air their debates.''</w:t>
-        <w:br/>
-        <w:t>Patrick Penn, Oberlin's dean of students, takes a similar administrative stand on campus activism. He says it's a double-edged sword that needs to be tempered with open dialogue.</w:t>
-        <w:br/>
-        <w:t>''I'm concerned when they go beyond the parameters of the law,'' he says. ''But I'm also pleased to have critically thinking students who are willing to stand up for what they hold dear. It's part of the American tradition.''</w:t>
-        <w:br/>
-        <w:t>But for many students today, the past is best left to the history books. Mention that '60s-forged tradition to Kiss, and the retort is quick and piercing: ''I'm not doing this for nostalgia.''</w:t>
+        <w:t>J. Patrick Coolican · 651-925-5042</w:t>
       </w:r>
     </w:p>
     <w:sectPr>

--- a/example_articles/occupations/Other/5.occupations_Other_Other_publisher.docx
+++ b/example_articles/occupations/Other/5.occupations_Other_Other_publisher.docx
@@ -7,7 +7,7 @@
         <w:pStyle w:val="Heading1"/>
       </w:pPr>
       <w:r>
-        <w:t>Minnesota's GOP senators propose $900M in tax cuts</w:t>
+        <w:t>Meet the MC5 Classic Detroit band finally gets attention</w:t>
       </w:r>
     </w:p>
     <w:p>
@@ -17,22 +17,22 @@
     </w:p>
     <w:p>
       <w:r>
-        <w:t>Date: 2017-03-17</w:t>
+        <w:t>Date: 2000-03-10</w:t>
       </w:r>
     </w:p>
     <w:p>
       <w:r>
-        <w:t>Section: NEWS; Pg. 1B</w:t>
+        <w:t>Section: Time Out!;</w:t>
       </w:r>
     </w:p>
     <w:p>
       <w:r>
-        <w:t>Source file: Other publishers/Files (500) (9).DOCX</w:t>
+        <w:t>Source file: Other publishers/Files (500) (27).DOCX</w:t>
       </w:r>
     </w:p>
     <w:p>
       <w:r>
-        <w:t>Raw occupations result, 'occupations': ['Other: Farming', 'Other: Business owner', 'Other: Senior citizen (retired)']</w:t>
+        <w:t>Raw occupations result, 'occupations': ['Other: teenagers (working-class) - implied blue-collar background but specific occupations not stated)']</w:t>
       </w:r>
     </w:p>
     <w:p>
@@ -49,49 +49,71 @@
     </w:p>
     <w:p>
       <w:r>
-        <w:t>Senate Republicans, newly ensconced in the majority after a November election victory, proposed $900 million in tax cuts Thursday, the bulk of it a cut to the lowest income-tax rate.</w:t>
+        <w:t>You can't avoid Janis Joplin, Jimi Hendrix and John Lennon references when reading up on the '60s, but what about MC5?</w:t>
         <w:br/>
-        <w:t>Joined by a farmer, business owner and senior citizen at a news conference, the GOP senators offered no details about the size of the various components of the tax cut measure, but they said a reduction of the lowest income tax rate - currently 5.35 percent - would be the largest piece of the $900 million total.</w:t>
+        <w:t>The original Motor City madmen were footnotes by the tail end of that decade and died a premature death after three albums.</w:t>
         <w:br/>
-        <w:t>"We spent years building stadiums and giving handouts to a lot of people," said Sen. Roger Chamberlain, R-Lino Lakes. "It's time we paid attention to middle-class Minnesotans and paid them some respect," he said.</w:t>
+        <w:t>But their legend has posthumously grown, probably because the sound MC5 laid down became more fashionable as time went on.</w:t>
         <w:br/>
-        <w:t>The Republican tax cut proposal, which will soon be followed by a plan from House Republicans, sets up a high-stakes budget battle with Gov. Mark Dayton, as GOP lawmakers and the second-term DFL governor try to agree on a two-year budget that will top $40 billion.</w:t>
+        <w:t>In 1970, MC5 alone was playing hard, fast power punk like the Ramones. So when that sound boomed from New York City clubs late in the decade, the MC5 were long gone. But younger bands started namechecking them so they were never quite forgotten.</w:t>
         <w:br/>
-        <w:t>The projected budget surplus is currently $1.65 billion, having grown $250 million since late last year because of increased tax collections.</w:t>
+        <w:t>Their legacy is further assured by the recent arrival of "The Big Bang! The Best of the MC5," a 21-track compilation out on Rhino.</w:t>
         <w:br/>
-        <w:t>Senate Republicans said they will announce spending plans at a Friday news conference and a proposal for roads and bridges Monday. The Senate passed a measure Wednesday that would provide $600 million to prop up the state's beleaguered individual health insurance market.</w:t>
+        <w:t>The album collects songs from all three albums, plus live rarities. The CD precedes more MC5 madness: a book and feature film are in the works.</w:t>
         <w:br/>
-        <w:t>Competing visions</w:t>
+        <w:t>That begs the question: why so much interest now in a band that's always been a critical fave, but has remained mired in the backdrop of rock history?</w:t>
         <w:br/>
-        <w:t>Dayton, who will discuss his updated budget proposal at a Friday news conference, has already called for targeted tax cuts, as well as using a portion of surplus dollars to expand prekindergarten programs at public schools, increase funding for public universities and raise enrollment in the state's MinnesotaCare public health program.</w:t>
+        <w:t>My best guess is that if a band like the MC5 would rise up today, their revolution would be welcomed with open arms. Critics and rock lovers alike are dreaming of a band as pure and dangerous to the music industry doledrums as MC5. The rediscovery of this band isn't because people like to buy old records again, it's more like a necessity.</w:t>
         <w:br/>
-        <w:t>Senate Republicans are sketching out a different vision for Minnesota government by proposing a tax cut that would be the first permanent reduction in Minnesota income taxes since 1999.</w:t>
+        <w:t>In their day, the band was basically a group of working class Detroit teenagers who primed a garage band fantasy that rock 'n' roll would save the world because they didn't know any better. So they took a more threatening aim at the mainstream than any other more well-known heroes in the counterculture. The Rolling Stones may have sung "Street Fighting Man," but the MC5 were, in essence, a true street fighting band.</w:t>
         <w:br/>
-        <w:t>By cutting the rate of the lowest tax bracket, Senate Republicans would direct the savings at working-class and middle-class Minnesotans, reflecting their fragile political reality - the GOP has a one-vote Senate majority.</w:t>
+        <w:t>In this way, the MC5 preceded the Clash as self-destructive punks bent on making music that mattered politically and socially.</w:t>
         <w:br/>
-        <w:t>Sen. Ann Rest, DFL-New Hope, said the plan is not properly targeted at the middle class and would allow wealthy taxpayers to enjoy the tax cut benefit as well.</w:t>
+        <w:t>John Sinclair's White Panther Party solicited MC5 - Rob Tyner, Wayne Kramer, Fred "Sonic" Smith, Michael Davis, and Dennis Thompson - as the house band for its movement: freeing the new generation from oppression.</w:t>
         <w:br/>
-        <w:t>In 2016, the Legislature passed with large bipartisan majorities a tax-cut bill directed at a variety of interest groups, but Dayton vetoed it because, he said, it contained a drafting error that would have cost the state millions.</w:t>
+        <w:t>An overtone of violence shaded its manifesto and that's what first dug MC5's grave. But, kids being kids, they didn't realize that sad fact until things were too late.</w:t>
         <w:br/>
-        <w:t>Businesses, farms benefit</w:t>
+        <w:t>Sinclair produced MC5's first singles assembled here. Their noisy garage punk was unheard of during the Summer of Love, which was dominated by mellow groove vibes wafting from the West Coast. The MC5 were destined to be ignored during this period, especially since Detroit was gaining notoriety more for the broad, unthreatening sound of Motown.</w:t>
         <w:br/>
-        <w:t>Other features of the Senate GOP plan include a cut in taxes on Social Security benefits; a tax credit for college graduates paying off student loans; a cut in the statewide business and industrial property tax; a tax credit for farmers on school bond taxes, and an estate tax cut.</w:t>
+        <w:t>But not to Sinclair. At this time, he was dragging the band to the '68 Democratic Convention in Chicago to whip up crowds, draping them in American flags for effect, and encouraging general disorder in hippiedom.</w:t>
         <w:br/>
-        <w:t>Chamberlain acknowledged that the price tag would grow in future years.</w:t>
+        <w:t>The next year, MC5 released its first album, "Kick Out The Jams" (Elektra), which featured its title song, known solely for its starting rallying cry splurting from Tyner: "Kick out the jams, mother(expletive)!!"</w:t>
         <w:br/>
-        <w:t>Dayton has previously said he would consider tax cuts directed at the middle class.</w:t>
+        <w:t>The song is one of the strongest seminal calls to musical arms in rock history, so scary that many department stores refused to stock it (including Hudson's, the main chain in their hometown of Detroit). Elektra eventually dropped the band after forcing them to re-cut a version, substituting "brothers and sisters" for the offending words.</w:t>
         <w:br/>
-        <w:t>But he also said at a Thursday news conference that he will not surrender the state's fiscal health to a tax-cutting binge.</w:t>
+        <w:t>The original version is included on "The Big Bang!" as well as the roaring James Brown-type party anthem, "Rocket Reducer No. 62 (Rama Lama Fa Fa Fa)." The roaring chaos on these songs defined crazed rock transcendence not necessarily for the present, but for the future.</w:t>
         <w:br/>
-        <w:t>"I want to see how their numbers work in the next biennium and then the biennium following," he said.</w:t>
+        <w:t>If that album drove them further underground, things seemingly got worse when Sinclair was busted for marijuana and soon, their sole supporter was gone.</w:t>
         <w:br/>
-        <w:t>Dayton said he remains concerned about how policies out of Washington - especially health care - could affect Minnesota's budget outlook.</w:t>
+        <w:t>But with Sinclair out of the picture, the band found its voice. Rolling Stone journalist and budding record producer Jon Landau helmed the band's second album, a crowning jewel called "Back in the U.S.A." (Atlantic).</w:t>
         <w:br/>
-        <w:t>"We have worked so hard in the past six years to re-establish fiscal integrity and stability of Minnesota government," Dayton said.</w:t>
+        <w:t>It sold little but has since been rediscovered, basically because it's the only music from that period that retains any sort of modern edge.</w:t>
         <w:br/>
-        <w:t>"I'm not going to walk out the door in January 2019 leaving my successor the kind of deficit situation I encountered."</w:t>
+        <w:t>Eric Clapton's wheezy 15-minute guitar solos with Cream are intolerable today as is Jefferson Airplane's nonsense about white rabbits. But play "Back in the U.S.A." and those three-minute rock bursts stand solidly alongside anything by Elvis Costello, the Clash or the Ramones.</w:t>
         <w:br/>
-        <w:t>J. Patrick Coolican · 651-925-5042</w:t>
+        <w:t>No wonder no one listened to MC5 during their heyday. There was no one at the time who'd compare.</w:t>
+        <w:br/>
+        <w:t>A majority of "The Big Bang!" are "Back in the U.S.A." era song. They prove that every punk band returns to Chuck Berry to imitate freewheeling teenage fun (the title songs is tear-up version of a Berry song). "Alright kids, let's get together and have a ball!" shouts Tyner at the beginning of "Tonight," like he's leading a high school pep rally.</w:t>
+        <w:br/>
+        <w:t>Every song is almost an homage to classic adolescent themes: sex ("Teenage Lust"), high school ("High School"), growing pains ("Call Me Animal"), freedom ("The American Ruse") and general prowling for good times ("Shakin' Street").</w:t>
+        <w:br/>
+        <w:t>The MC5 lasted for one more album, the largely disappointing "High Time" but by that point things were spinning out of control. Kramer, the surviving spokesman for the group, who has enjoyed the best-known solo career, largely blames Sinclair's radical stamp as misguiding the group and marking them as trouble from the start.</w:t>
+        <w:br/>
+        <w:t>But the band did give immediate garage band credence to Iggy Pop and his Stooges who were just surfacing as the MC5 were fading. Pop gave Detroit a bigger name on the musical map, as did Patti Smith, who married MC5 guitarist Fred "Sonic" Smith in 1980. He died in 1994. By then, Tyler was dead, too, of a heart attack in 1991.</w:t>
+        <w:br/>
+        <w:t>Could MC5 survive today? Well, they couldn't 30 years ago and that's when the record industry was unsure of itself and giving so- called "hippie groups" a stab at making records.</w:t>
+        <w:br/>
+        <w:t>With the current conglomeration of the industry, it's doubtful the group's former labels Elektra or Atlantic would even pony up the money for unruliness that wasn't calculated by some staff spin doctor or publicist.</w:t>
+        <w:br/>
+        <w:t>Elektra and Rhino/Atlantic have reissued the band's catalog in its entirely - perhaps the only way to kick out of the jams in 2000.</w:t>
+        <w:br/>
+        <w:br/>
+        <w:t>Graphic</w:t>
+        <w:br/>
+        <w:br/>
+        <w:t xml:space="preserve"> </w:t>
+        <w:br/>
+        <w:t>The men of MC5 (from left). Michael Davis, Wayne Kramer, Fred "Sonic" Smith in the back row. Dennis Thompson, Rob Tyner in the front row.</w:t>
       </w:r>
     </w:p>
     <w:sectPr>

--- a/example_articles/occupations/Other/5.occupations_Other_Other_publisher.docx
+++ b/example_articles/occupations/Other/5.occupations_Other_Other_publisher.docx
@@ -7,7 +7,7 @@
         <w:pStyle w:val="Heading1"/>
       </w:pPr>
       <w:r>
-        <w:t>Meet the MC5 Classic Detroit band finally gets attention</w:t>
+        <w:t>America's scientific unraveling; 52 years after moon landing, poll shows majority of Republicans reject science.</w:t>
       </w:r>
     </w:p>
     <w:p>
@@ -17,22 +17,22 @@
     </w:p>
     <w:p>
       <w:r>
-        <w:t>Date: 2000-03-10</w:t>
+        <w:t>Date: 2021-07-20</w:t>
       </w:r>
     </w:p>
     <w:p>
       <w:r>
-        <w:t>Section: Time Out!;</w:t>
+        <w:t>Section: OPINION; Pg. A11</w:t>
       </w:r>
     </w:p>
     <w:p>
       <w:r>
-        <w:t>Source file: Other publishers/Files (500) (27).DOCX</w:t>
+        <w:t>Source file: Other publishers/Files (500) (4).DOCX</w:t>
       </w:r>
     </w:p>
     <w:p>
       <w:r>
-        <w:t>Raw occupations result, 'occupations': ['Other: teenagers (working-class) - implied blue-collar background but specific occupations not stated)']</w:t>
+        <w:t>Raw occupations result, 'occupations': ['Other: trade school / working-class (multiracial working class)']</w:t>
       </w:r>
     </w:p>
     <w:p>
@@ -49,71 +49,39 @@
     </w:p>
     <w:p>
       <w:r>
-        <w:t>You can't avoid Janis Joplin, Jimi Hendrix and John Lennon references when reading up on the '60s, but what about MC5?</w:t>
+        <w:t>ABSTRACT</w:t>
         <w:br/>
-        <w:t>The original Motor City madmen were footnotes by the tail end of that decade and died a premature death after three albums.</w:t>
+        <w:t>52 years after moon landing, poll shows majority of Republicans reject science.</w:t>
         <w:br/>
-        <w:t>But their legend has posthumously grown, probably because the sound MC5 laid down became more fashionable as time went on.</w:t>
+        <w:t>There is no Democratic or Republican way to land on the moon.</w:t>
         <w:br/>
-        <w:t>In 1970, MC5 alone was playing hard, fast power punk like the Ramones. So when that sound boomed from New York City clubs late in the decade, the MC5 were long gone. But younger bands started namechecking them so they were never quite forgotten.</w:t>
+        <w:t>I was 10 years old on the Sunday afternoon of July 20, 1969, when Apollo 11 made its morehairy-than-we-realized touchdown on the lunar surface and Neil Armstrong famously said, "The Eagle has landed." Even at the tail end of the fraught and chaotic 1960s, it was one day nobody in America was thinking about politics. Instead, more than 94% of U.S. households with a TV set shared a sense of wonder at U.S. know-how that made the seemingly impossible happen.</w:t>
         <w:br/>
-        <w:t>Their legacy is further assured by the recent arrival of "The Big Bang! The Best of the MC5," a 21-track compilation out on Rhino.</w:t>
+        <w:t>Tuesday will mark the 52nd anniversary of the date that an American was the first human to walk on the moon. It should be a moment not only to reflect on that historic high point but to celebrate another scientific breakthrough that was also mostly born in the USA: the recordtime development of COVID-19 vaccines that have already saved thousands of lives and - under the best circumstances - could wind down the deadliest global pandemic in more than a century.</w:t>
         <w:br/>
-        <w:t>The album collects songs from all three albums, plus live rarities. The CD precedes more MC5 madness: a book and feature film are in the works.</w:t>
+        <w:t>But this is not 1969.</w:t>
         <w:br/>
-        <w:t>That begs the question: why so much interest now in a band that's always been a critical fave, but has remained mired in the backdrop of rock history?</w:t>
+        <w:t>There is, we are finding out rather painfully, a Democratic and a Republican way to do vaccines. Just travel to a place like Mountain Home, Ark. - in a state where Trump got 62% of the vote last year - where the largest medical center is jammed with coronavirus patients, in a county where more than two-thirds of residents aren't vaccinated and interest in the jab is low.</w:t>
         <w:br/>
-        <w:t>My best guess is that if a band like the MC5 would rise up today, their revolution would be welcomed with open arms. Critics and rock lovers alike are dreaming of a band as pure and dangerous to the music industry doledrums as MC5. The rediscovery of this band isn't because people like to buy old records again, it's more like a necessity.</w:t>
+        <w:t>In neighboring Tennessee, the top immunization official was fired last week under pressure from Republican lawmakers because she aggressively promoted vaccines for teens. "I am afraid for my state," Michelle Fiscus said in a statement after she was sacked. Health officials in the GOP-dominated state immediately justified her fears by buckling under political pressure and stopping all vaccine outreach to teenagers - not just on COVID-19, but also for flu, measles, mumps, rubella, and human papillomavirus, or HPV, among others.</w:t>
         <w:br/>
-        <w:t>In their day, the band was basically a group of working class Detroit teenagers who primed a garage band fantasy that rock 'n' roll would save the world because they didn't know any better. So they took a more threatening aim at the mainstream than any other more well-known heroes in the counterculture. The Rolling Stones may have sung "Street Fighting Man," but the MC5 were, in essence, a true street fighting band.</w:t>
+        <w:t>It was a stunning embrace of ignorance over science, but not an isolated event.</w:t>
         <w:br/>
-        <w:t>In this way, the MC5 preceded the Clash as self-destructive punks bent on making music that mattered politically and socially.</w:t>
+        <w:t>If you're thinking that something has radically changed in America in the 52 years since Armstrong bounded down the stairs of the lunar module to take "one giant leap for mankind," you would be correct. A new Gallup poll released last week shows that confidence in science among Republicans has dropped by an astonishing 27% since 1975, shortly after NASA wound down moon exploration. During this same nearly halfcentury, faith in science has actually increased among Democrats and independents.</w:t>
         <w:br/>
-        <w:t>John Sinclair's White Panther Party solicited MC5 - Rob Tyner, Wayne Kramer, Fred "Sonic" Smith, Michael Davis, and Dennis Thompson - as the house band for its movement: freeing the new generation from oppression.</w:t>
+        <w:t>Less than a year after Apollo 11 came the first Earth Day - scientists warning that industrial progress threatened environmental destruction - and also the massacre at Kent State, amid a backlash of the so-called "silent majority" against what was happening on college campuses where many researchers are employed. Just like the lunar module, distrust in modern science was engineered by humans - billionaire industrialists who funded pro-fossil-fuel think tanks, and right-wing talk radio and later cable-TV ratings-seekers who mocked effete "tree huggers."</w:t>
         <w:br/>
-        <w:t>An overtone of violence shaded its manifesto and that's what first dug MC5's grave. But, kids being kids, they didn't realize that sad fact until things were too late.</w:t>
+        <w:t>Indeed, wealthy capitalists and the politicians who aided the backlash and rode it to victories - Richard Nixon, Spiro Agnew, Ronald Reagan - were so successful that distrust in science and the conspiracy theories that flow from that distrust now spread as virally as COVID-19 itself, among everyday folks on social media sites like Facebook. Albeit with an occasional booster shot from the most cynical media celebrities like Fox's Tucker Carlson.</w:t>
         <w:br/>
-        <w:t>Sinclair produced MC5's first singles assembled here. Their noisy garage punk was unheard of during the Summer of Love, which was dominated by mellow groove vibes wafting from the West Coast. The MC5 were destined to be ignored during this period, especially since Detroit was gaining notoriety more for the broad, unthreatening sound of Motown.</w:t>
+        <w:t>Now we are witnessing firsthand the consequences of a society that's chosen to willfully ignore its leading climatologists and infectious disease experts. The increasing reports from overcrowded ICUs in low-vaccine hot spots like the Ozarks of Missouri and Arkansas about people fighting - needlessly - for their lives on ventilators are heartbreaking. And news of growing wildfires and drought in the parched, overheated American West is just terrifying, a reminder of our failure to curb greenhouse gas pollution fast enough.</w:t>
         <w:br/>
-        <w:t>But not to Sinclair. At this time, he was dragging the band to the '68 Democratic Convention in Chicago to whip up crowds, draping them in American flags for effect, and encouraging general disorder in hippiedom.</w:t>
+        <w:t>America is continuing to unravel in this long hot summer of 2021. The worst part? Anger and distrust between those with the highest faith in science and today's deniers - the self-appointed enlightened ones vs. those who resent them - is so great and now so self-perpetuating that there'll never be a quick fix.</w:t>
         <w:br/>
-        <w:t>The next year, MC5 released its first album, "Kick Out The Jams" (Elektra), which featured its title song, known solely for its starting rallying cry splurting from Tyner: "Kick out the jams, mother(expletive)!!"</w:t>
+        <w:t>The ideas I've embraced for bridging the college/noncollege divide in America - like free college and trade school for the multiracial working class, and an 18-year-old "gap year" of universal national service - could take decades to bear fruit. And that's assuming we can put down our bear spray long enough to even make them happen.</w:t>
         <w:br/>
-        <w:t>The song is one of the strongest seminal calls to musical arms in rock history, so scary that many department stores refused to stock it (including Hudson's, the main chain in their hometown of Detroit). Elektra eventually dropped the band after forcing them to re-cut a version, substituting "brothers and sisters" for the offending words.</w:t>
+        <w:t>It only took eight years to carry out JFK's audacious vow to send a human to the moon and safely return them to Earth. When it comes to today's thornier problems like climate change, we're going to have to build the spacecraft while it's already in orbit. wbunch@inquirer.com</w:t>
         <w:br/>
-        <w:t>The original version is included on "The Big Bang!" as well as the roaring James Brown-type party anthem, "Rocket Reducer No. 62 (Rama Lama Fa Fa Fa)." The roaring chaos on these songs defined crazed rock transcendence not necessarily for the present, but for the future.</w:t>
-        <w:br/>
-        <w:t>If that album drove them further underground, things seemingly got worse when Sinclair was busted for marijuana and soon, their sole supporter was gone.</w:t>
-        <w:br/>
-        <w:t>But with Sinclair out of the picture, the band found its voice. Rolling Stone journalist and budding record producer Jon Landau helmed the band's second album, a crowning jewel called "Back in the U.S.A." (Atlantic).</w:t>
-        <w:br/>
-        <w:t>It sold little but has since been rediscovered, basically because it's the only music from that period that retains any sort of modern edge.</w:t>
-        <w:br/>
-        <w:t>Eric Clapton's wheezy 15-minute guitar solos with Cream are intolerable today as is Jefferson Airplane's nonsense about white rabbits. But play "Back in the U.S.A." and those three-minute rock bursts stand solidly alongside anything by Elvis Costello, the Clash or the Ramones.</w:t>
-        <w:br/>
-        <w:t>No wonder no one listened to MC5 during their heyday. There was no one at the time who'd compare.</w:t>
-        <w:br/>
-        <w:t>A majority of "The Big Bang!" are "Back in the U.S.A." era song. They prove that every punk band returns to Chuck Berry to imitate freewheeling teenage fun (the title songs is tear-up version of a Berry song). "Alright kids, let's get together and have a ball!" shouts Tyner at the beginning of "Tonight," like he's leading a high school pep rally.</w:t>
-        <w:br/>
-        <w:t>Every song is almost an homage to classic adolescent themes: sex ("Teenage Lust"), high school ("High School"), growing pains ("Call Me Animal"), freedom ("The American Ruse") and general prowling for good times ("Shakin' Street").</w:t>
-        <w:br/>
-        <w:t>The MC5 lasted for one more album, the largely disappointing "High Time" but by that point things were spinning out of control. Kramer, the surviving spokesman for the group, who has enjoyed the best-known solo career, largely blames Sinclair's radical stamp as misguiding the group and marking them as trouble from the start.</w:t>
-        <w:br/>
-        <w:t>But the band did give immediate garage band credence to Iggy Pop and his Stooges who were just surfacing as the MC5 were fading. Pop gave Detroit a bigger name on the musical map, as did Patti Smith, who married MC5 guitarist Fred "Sonic" Smith in 1980. He died in 1994. By then, Tyler was dead, too, of a heart attack in 1991.</w:t>
-        <w:br/>
-        <w:t>Could MC5 survive today? Well, they couldn't 30 years ago and that's when the record industry was unsure of itself and giving so- called "hippie groups" a stab at making records.</w:t>
-        <w:br/>
-        <w:t>With the current conglomeration of the industry, it's doubtful the group's former labels Elektra or Atlantic would even pony up the money for unruliness that wasn't calculated by some staff spin doctor or publicist.</w:t>
-        <w:br/>
-        <w:t>Elektra and Rhino/Atlantic have reissued the band's catalog in its entirely - perhaps the only way to kick out of the jams in 2000.</w:t>
-        <w:br/>
-        <w:br/>
-        <w:t>Graphic</w:t>
-        <w:br/>
-        <w:br/>
-        <w:t xml:space="preserve"> </w:t>
-        <w:br/>
-        <w:t>The men of MC5 (from left). Michael Davis, Wayne Kramer, Fred "Sonic" Smith in the back row. Dennis Thompson, Rob Tyner in the front row.</w:t>
+        <w:t>215-854-2957 will_bunch</w:t>
       </w:r>
     </w:p>
     <w:sectPr>
